--- a/public/fun/forms/이력서_고객센터·CS상담원_6_NCS형.docx
+++ b/public/fun/forms/이력서_고객센터·CS상담원_6_NCS형.docx
@@ -419,7 +419,19 @@
             <w:tcW w:type="dxa" w:w="2085"/>
             <w:vAlign w:val="center"/>
           </w:tcPr>
-          <w:p/>
+          <w:p>
+            <w:pPr>
+              <w:spacing w:before="0" w:after="0"/>
+              <w:jc w:val="left"/>
+            </w:pPr>
+            <w:r>
+              <w:rPr>
+                <w:color w:val="A9B0B8"/>
+                <w:sz w:val="16"/>
+              </w:rPr>
+              <w:t>예) 2023.05.</w:t>
+            </w:r>
+          </w:p>
         </w:tc>
         <w:tc>
           <w:tcPr>
@@ -433,7 +445,19 @@
             <w:tcW w:type="dxa" w:w="4155"/>
             <w:vAlign w:val="center"/>
           </w:tcPr>
-          <w:p/>
+          <w:p>
+            <w:pPr>
+              <w:spacing w:before="0" w:after="0"/>
+              <w:jc w:val="left"/>
+            </w:pPr>
+            <w:r>
+              <w:rPr>
+                <w:color w:val="A9B0B8"/>
+                <w:sz w:val="16"/>
+              </w:rPr>
+              <w:t>배운 점 · 활동 내용</w:t>
+            </w:r>
+          </w:p>
         </w:tc>
       </w:tr>
       <w:tr>
@@ -658,7 +682,19 @@
             <w:tcW w:type="dxa" w:w="2085"/>
             <w:vAlign w:val="center"/>
           </w:tcPr>
-          <w:p/>
+          <w:p>
+            <w:pPr>
+              <w:spacing w:before="0" w:after="0"/>
+              <w:jc w:val="left"/>
+            </w:pPr>
+            <w:r>
+              <w:rPr>
+                <w:color w:val="A9B0B8"/>
+                <w:sz w:val="16"/>
+              </w:rPr>
+              <w:t>예) 2022.03 ~ 2024.02</w:t>
+            </w:r>
+          </w:p>
         </w:tc>
         <w:tc>
           <w:tcPr>
@@ -927,7 +963,19 @@
             <w:tcW w:type="dxa" w:w="2085"/>
             <w:vAlign w:val="center"/>
           </w:tcPr>
-          <w:p/>
+          <w:p>
+            <w:pPr>
+              <w:spacing w:before="0" w:after="0"/>
+              <w:jc w:val="left"/>
+            </w:pPr>
+            <w:r>
+              <w:rPr>
+                <w:color w:val="A9B0B8"/>
+                <w:sz w:val="16"/>
+              </w:rPr>
+              <w:t>예) 2023</w:t>
+            </w:r>
+          </w:p>
         </w:tc>
         <w:tc>
           <w:tcPr>
@@ -948,7 +996,19 @@
             <w:tcW w:type="dxa" w:w="2775"/>
             <w:vAlign w:val="center"/>
           </w:tcPr>
-          <w:p/>
+          <w:p>
+            <w:pPr>
+              <w:spacing w:before="0" w:after="0"/>
+              <w:jc w:val="left"/>
+            </w:pPr>
+            <w:r>
+              <w:rPr>
+                <w:color w:val="A9B0B8"/>
+                <w:sz w:val="16"/>
+              </w:rPr>
+              <w:t>우수 · 장학 등</w:t>
+            </w:r>
+          </w:p>
         </w:tc>
       </w:tr>
       <w:tr>

--- a/public/fun/forms/이력서_고객센터·CS상담원_6_NCS형.docx
+++ b/public/fun/forms/이력서_고객센터·CS상담원_6_NCS형.docx
@@ -108,10 +108,10 @@
         <w:tblLook w:firstColumn="1" w:firstRow="1" w:lastColumn="0" w:lastRow="0" w:noHBand="0" w:noVBand="1" w:val="04A0"/>
       </w:tblPr>
       <w:tblGrid>
-        <w:gridCol w:w="1200"/>
+        <w:gridCol w:w="1230"/>
         <w:gridCol w:w="3975"/>
-        <w:gridCol w:w="1200"/>
-        <w:gridCol w:w="4035"/>
+        <w:gridCol w:w="1230"/>
+        <w:gridCol w:w="3975"/>
       </w:tblGrid>
       <w:tr>
         <w:trPr>
@@ -120,7 +120,7 @@
         </w:trPr>
         <w:tc>
           <w:tcPr>
-            <w:tcW w:type="dxa" w:w="1200"/>
+            <w:tcW w:type="dxa" w:w="1230"/>
             <w:shd w:val="clear" w:color="auto" w:fill="F3F1F6"/>
             <w:vAlign w:val="center"/>
           </w:tcPr>
@@ -148,7 +148,7 @@
         </w:tc>
         <w:tc>
           <w:tcPr>
-            <w:tcW w:type="dxa" w:w="1200"/>
+            <w:tcW w:type="dxa" w:w="1230"/>
             <w:shd w:val="clear" w:color="auto" w:fill="F3F1F6"/>
             <w:vAlign w:val="center"/>
           </w:tcPr>
@@ -169,7 +169,7 @@
         </w:tc>
         <w:tc>
           <w:tcPr>
-            <w:tcW w:type="dxa" w:w="4035"/>
+            <w:tcW w:type="dxa" w:w="3975"/>
             <w:vAlign w:val="center"/>
           </w:tcPr>
           <w:p/>
@@ -182,7 +182,7 @@
         </w:trPr>
         <w:tc>
           <w:tcPr>
-            <w:tcW w:type="dxa" w:w="1200"/>
+            <w:tcW w:type="dxa" w:w="1230"/>
             <w:shd w:val="clear" w:color="auto" w:fill="F3F1F6"/>
             <w:vAlign w:val="center"/>
           </w:tcPr>
@@ -210,7 +210,7 @@
         </w:tc>
         <w:tc>
           <w:tcPr>
-            <w:tcW w:type="dxa" w:w="1200"/>
+            <w:tcW w:type="dxa" w:w="1230"/>
             <w:shd w:val="clear" w:color="auto" w:fill="F3F1F6"/>
             <w:vAlign w:val="center"/>
           </w:tcPr>
@@ -231,7 +231,7 @@
         </w:tc>
         <w:tc>
           <w:tcPr>
-            <w:tcW w:type="dxa" w:w="4035"/>
+            <w:tcW w:type="dxa" w:w="3975"/>
             <w:vAlign w:val="center"/>
           </w:tcPr>
           <w:p/>
@@ -244,7 +244,7 @@
         </w:trPr>
         <w:tc>
           <w:tcPr>
-            <w:tcW w:type="dxa" w:w="1200"/>
+            <w:tcW w:type="dxa" w:w="1230"/>
             <w:shd w:val="clear" w:color="auto" w:fill="F3F1F6"/>
             <w:vAlign w:val="center"/>
           </w:tcPr>
@@ -265,7 +265,7 @@
         </w:tc>
         <w:tc>
           <w:tcPr>
-            <w:tcW w:type="dxa" w:w="9210"/>
+            <w:tcW w:type="dxa" w:w="9180"/>
             <w:gridSpan w:val="3"/>
             <w:vAlign w:val="center"/>
           </w:tcPr>
@@ -1494,10 +1494,10 @@
         <w:tblLook w:firstColumn="1" w:firstRow="1" w:lastColumn="0" w:lastRow="0" w:noHBand="0" w:noVBand="1" w:val="04A0"/>
       </w:tblPr>
       <w:tblGrid>
-        <w:gridCol w:w="1380"/>
-        <w:gridCol w:w="3825"/>
-        <w:gridCol w:w="1380"/>
-        <w:gridCol w:w="3825"/>
+        <w:gridCol w:w="1545"/>
+        <w:gridCol w:w="3660"/>
+        <w:gridCol w:w="1545"/>
+        <w:gridCol w:w="3660"/>
       </w:tblGrid>
       <w:tr>
         <w:trPr>
@@ -1506,7 +1506,7 @@
         </w:trPr>
         <w:tc>
           <w:tcPr>
-            <w:tcW w:type="dxa" w:w="1380"/>
+            <w:tcW w:type="dxa" w:w="1545"/>
             <w:shd w:val="clear" w:color="auto" w:fill="F3F1F6"/>
             <w:vAlign w:val="center"/>
           </w:tcPr>
@@ -1527,13 +1527,13 @@
         </w:tc>
         <w:tc>
           <w:tcPr>
-            <w:tcW w:type="dxa" w:w="3825"/>
+            <w:tcW w:type="dxa" w:w="3660"/>
           </w:tcPr>
           <w:p/>
         </w:tc>
         <w:tc>
           <w:tcPr>
-            <w:tcW w:type="dxa" w:w="1380"/>
+            <w:tcW w:type="dxa" w:w="1545"/>
             <w:shd w:val="clear" w:color="auto" w:fill="F3F1F6"/>
             <w:vAlign w:val="center"/>
           </w:tcPr>
@@ -1554,7 +1554,7 @@
         </w:tc>
         <w:tc>
           <w:tcPr>
-            <w:tcW w:type="dxa" w:w="3825"/>
+            <w:tcW w:type="dxa" w:w="3660"/>
           </w:tcPr>
           <w:p/>
         </w:tc>
@@ -1566,7 +1566,7 @@
         </w:trPr>
         <w:tc>
           <w:tcPr>
-            <w:tcW w:type="dxa" w:w="1380"/>
+            <w:tcW w:type="dxa" w:w="1545"/>
             <w:shd w:val="clear" w:color="auto" w:fill="F3F1F6"/>
             <w:vAlign w:val="center"/>
           </w:tcPr>
@@ -1587,13 +1587,13 @@
         </w:tc>
         <w:tc>
           <w:tcPr>
-            <w:tcW w:type="dxa" w:w="3825"/>
+            <w:tcW w:type="dxa" w:w="3660"/>
           </w:tcPr>
           <w:p/>
         </w:tc>
         <w:tc>
           <w:tcPr>
-            <w:tcW w:type="dxa" w:w="1380"/>
+            <w:tcW w:type="dxa" w:w="1545"/>
             <w:shd w:val="clear" w:color="auto" w:fill="F3F1F6"/>
             <w:vAlign w:val="center"/>
           </w:tcPr>
@@ -1608,13 +1608,15 @@
                 <w:color w:val="33244C"/>
                 <w:sz w:val="18"/>
               </w:rPr>
-              <w:t>사용 기술 · 도구</w:t>
+              <w:t>사용 기술 ·</w:t>
+              <w:br/>
+              <w:t>도구</w:t>
             </w:r>
           </w:p>
         </w:tc>
         <w:tc>
           <w:tcPr>
-            <w:tcW w:type="dxa" w:w="3825"/>
+            <w:tcW w:type="dxa" w:w="3660"/>
           </w:tcPr>
           <w:p/>
         </w:tc>
@@ -1626,7 +1628,7 @@
         </w:trPr>
         <w:tc>
           <w:tcPr>
-            <w:tcW w:type="dxa" w:w="1380"/>
+            <w:tcW w:type="dxa" w:w="1545"/>
             <w:shd w:val="clear" w:color="auto" w:fill="F3F1F6"/>
             <w:vAlign w:val="center"/>
           </w:tcPr>
@@ -1647,7 +1649,7 @@
         </w:tc>
         <w:tc>
           <w:tcPr>
-            <w:tcW w:type="dxa" w:w="9030"/>
+            <w:tcW w:type="dxa" w:w="8865"/>
             <w:gridSpan w:val="3"/>
           </w:tcPr>
           <w:p/>
@@ -1660,7 +1662,7 @@
         </w:trPr>
         <w:tc>
           <w:tcPr>
-            <w:tcW w:type="dxa" w:w="1380"/>
+            <w:tcW w:type="dxa" w:w="1545"/>
             <w:shd w:val="clear" w:color="auto" w:fill="F3F1F6"/>
             <w:vAlign w:val="center"/>
           </w:tcPr>
@@ -1681,7 +1683,7 @@
         </w:tc>
         <w:tc>
           <w:tcPr>
-            <w:tcW w:type="dxa" w:w="9030"/>
+            <w:tcW w:type="dxa" w:w="8865"/>
             <w:gridSpan w:val="3"/>
           </w:tcPr>
           <w:p/>
@@ -1715,10 +1717,10 @@
         <w:tblLook w:firstColumn="1" w:firstRow="1" w:lastColumn="0" w:lastRow="0" w:noHBand="0" w:noVBand="1" w:val="04A0"/>
       </w:tblPr>
       <w:tblGrid>
-        <w:gridCol w:w="1380"/>
-        <w:gridCol w:w="3825"/>
-        <w:gridCol w:w="1380"/>
-        <w:gridCol w:w="3825"/>
+        <w:gridCol w:w="1545"/>
+        <w:gridCol w:w="3660"/>
+        <w:gridCol w:w="1545"/>
+        <w:gridCol w:w="3660"/>
       </w:tblGrid>
       <w:tr>
         <w:trPr>
@@ -1727,7 +1729,7 @@
         </w:trPr>
         <w:tc>
           <w:tcPr>
-            <w:tcW w:type="dxa" w:w="1380"/>
+            <w:tcW w:type="dxa" w:w="1545"/>
             <w:shd w:val="clear" w:color="auto" w:fill="F3F1F6"/>
             <w:vAlign w:val="center"/>
           </w:tcPr>
@@ -1748,13 +1750,13 @@
         </w:tc>
         <w:tc>
           <w:tcPr>
-            <w:tcW w:type="dxa" w:w="3825"/>
+            <w:tcW w:type="dxa" w:w="3660"/>
           </w:tcPr>
           <w:p/>
         </w:tc>
         <w:tc>
           <w:tcPr>
-            <w:tcW w:type="dxa" w:w="1380"/>
+            <w:tcW w:type="dxa" w:w="1545"/>
             <w:shd w:val="clear" w:color="auto" w:fill="F3F1F6"/>
             <w:vAlign w:val="center"/>
           </w:tcPr>
@@ -1775,7 +1777,7 @@
         </w:tc>
         <w:tc>
           <w:tcPr>
-            <w:tcW w:type="dxa" w:w="3825"/>
+            <w:tcW w:type="dxa" w:w="3660"/>
           </w:tcPr>
           <w:p/>
         </w:tc>
@@ -1787,7 +1789,7 @@
         </w:trPr>
         <w:tc>
           <w:tcPr>
-            <w:tcW w:type="dxa" w:w="1380"/>
+            <w:tcW w:type="dxa" w:w="1545"/>
             <w:shd w:val="clear" w:color="auto" w:fill="F3F1F6"/>
             <w:vAlign w:val="center"/>
           </w:tcPr>
@@ -1808,13 +1810,13 @@
         </w:tc>
         <w:tc>
           <w:tcPr>
-            <w:tcW w:type="dxa" w:w="3825"/>
+            <w:tcW w:type="dxa" w:w="3660"/>
           </w:tcPr>
           <w:p/>
         </w:tc>
         <w:tc>
           <w:tcPr>
-            <w:tcW w:type="dxa" w:w="1380"/>
+            <w:tcW w:type="dxa" w:w="1545"/>
             <w:shd w:val="clear" w:color="auto" w:fill="F3F1F6"/>
             <w:vAlign w:val="center"/>
           </w:tcPr>
@@ -1829,13 +1831,15 @@
                 <w:color w:val="33244C"/>
                 <w:sz w:val="18"/>
               </w:rPr>
-              <w:t>사용 기술 · 도구</w:t>
+              <w:t>사용 기술 ·</w:t>
+              <w:br/>
+              <w:t>도구</w:t>
             </w:r>
           </w:p>
         </w:tc>
         <w:tc>
           <w:tcPr>
-            <w:tcW w:type="dxa" w:w="3825"/>
+            <w:tcW w:type="dxa" w:w="3660"/>
           </w:tcPr>
           <w:p/>
         </w:tc>
@@ -1847,7 +1851,7 @@
         </w:trPr>
         <w:tc>
           <w:tcPr>
-            <w:tcW w:type="dxa" w:w="1380"/>
+            <w:tcW w:type="dxa" w:w="1545"/>
             <w:shd w:val="clear" w:color="auto" w:fill="F3F1F6"/>
             <w:vAlign w:val="center"/>
           </w:tcPr>
@@ -1868,7 +1872,7 @@
         </w:tc>
         <w:tc>
           <w:tcPr>
-            <w:tcW w:type="dxa" w:w="9030"/>
+            <w:tcW w:type="dxa" w:w="8865"/>
             <w:gridSpan w:val="3"/>
           </w:tcPr>
           <w:p/>
@@ -1881,7 +1885,7 @@
         </w:trPr>
         <w:tc>
           <w:tcPr>
-            <w:tcW w:type="dxa" w:w="1380"/>
+            <w:tcW w:type="dxa" w:w="1545"/>
             <w:shd w:val="clear" w:color="auto" w:fill="F3F1F6"/>
             <w:vAlign w:val="center"/>
           </w:tcPr>
@@ -1902,7 +1906,7 @@
         </w:tc>
         <w:tc>
           <w:tcPr>
-            <w:tcW w:type="dxa" w:w="9030"/>
+            <w:tcW w:type="dxa" w:w="8865"/>
             <w:gridSpan w:val="3"/>
           </w:tcPr>
           <w:p/>

--- a/public/fun/forms/이력서_고객센터·CS상담원_6_NCS형.docx
+++ b/public/fun/forms/이력서_고객센터·CS상담원_6_NCS형.docx
@@ -429,7 +429,7 @@
                 <w:color w:val="A9B0B8"/>
                 <w:sz w:val="16"/>
               </w:rPr>
-              <w:t>예) 2023.05.</w:t>
+              <w:t>예) ○○○○.○○.</w:t>
             </w:r>
           </w:p>
         </w:tc>
@@ -692,7 +692,7 @@
                 <w:color w:val="A9B0B8"/>
                 <w:sz w:val="16"/>
               </w:rPr>
-              <w:t>예) 2022.03 ~ 2024.02</w:t>
+              <w:t>예) ○○○○.○○ ~ ○○○○.○○</w:t>
             </w:r>
           </w:p>
         </w:tc>
@@ -973,7 +973,7 @@
                 <w:color w:val="A9B0B8"/>
                 <w:sz w:val="16"/>
               </w:rPr>
-              <w:t>예) 2023</w:t>
+              <w:t>예) ○○○○</w:t>
             </w:r>
           </w:p>
         </w:tc>
@@ -1928,7 +1928,7 @@
         <w:rPr>
           <w:sz w:val="19"/>
         </w:rPr>
-        <w:t>위 내용은 사실과 다름이 없음을 확인합니다.     20      년      월      일     작성자 :  ______________  (서명)</w:t>
+        <w:t>위 내용은 사실과 다름이 없음을 확인합니다.           년      월      일     작성자 :  ______________  (서명)</w:t>
       </w:r>
     </w:p>
     <w:p>
@@ -2194,7 +2194,7 @@
                 <w:color w:val="59437F"/>
                 <w:sz w:val="19"/>
               </w:rPr>
-              <w:t>2021~현재 · ○○ 고객센터 · 일 평균 응대 90건 · 고객 만족도 4.8/5 · 첫 해결률 82%</w:t>
+              <w:t>기간 입력 · ○○ 고객센터 · 일 평균 응대 90건 · 고객 만족도 4.8/5 · 첫 해결률 82%</w:t>
             </w:r>
           </w:p>
         </w:tc>
